--- a/testakten/rentenrecht-schwerbehindertenaltersrente-kontenstreit-hamburg/02_drv_auskunft_wartezeit.docx
+++ b/testakten/rentenrecht-schwerbehindertenaltersrente-kontenstreit-hamburg/02_drv_auskunft_wartezeit.docx
@@ -11,14 +11,6 @@
           <w:rFonts w:ascii="Times New Roman" w:hAnsi="Times New Roman"/>
         </w:rPr>
         <w:t>Schreiben der Deutschen Rentenversicherung Nord zur Wartezeit</w:t>
-      </w:r>
-    </w:p>
-    <w:p>
-      <w:pPr>
-        <w:jc w:val="left"/>
-      </w:pPr>
-      <w:r>
-        <w:t>```</w:t>
       </w:r>
     </w:p>
     <w:p>
@@ -99,14 +91,6 @@
       </w:pPr>
       <w:r>
         <w:t>22305 Hamburg</w:t>
-      </w:r>
-    </w:p>
-    <w:p>
-      <w:pPr>
-        <w:jc w:val="left"/>
-      </w:pPr>
-      <w:r>
-        <w:t>```</w:t>
       </w:r>
     </w:p>
     <w:p>

--- a/testakten/rentenrecht-schwerbehindertenaltersrente-kontenstreit-hamburg/02_drv_auskunft_wartezeit.docx
+++ b/testakten/rentenrecht-schwerbehindertenaltersrente-kontenstreit-hamburg/02_drv_auskunft_wartezeit.docx
@@ -5,72 +5,119 @@
     <w:p>
       <w:pPr>
         <w:pStyle w:val="Heading1"/>
+        <w:spacing w:after="160" w:line="259" w:lineRule="auto"/>
       </w:pPr>
       <w:r>
         <w:rPr>
           <w:rFonts w:ascii="Times New Roman" w:hAnsi="Times New Roman"/>
+          <w:b/>
+          <w:sz w:val="28"/>
         </w:rPr>
         <w:t>Schreiben der Deutschen Rentenversicherung Nord zur Wartezeit</w:t>
       </w:r>
     </w:p>
     <w:p>
       <w:pPr>
+        <w:spacing w:before="120" w:after="60" w:line="259" w:lineRule="auto"/>
         <w:jc w:val="left"/>
       </w:pPr>
       <w:r>
+        <w:rPr>
+          <w:rFonts w:ascii="Times New Roman" w:hAnsi="Times New Roman"/>
+          <w:b/>
+          <w:sz w:val="22"/>
+        </w:rPr>
         <w:t>Deutsche Rentenversicherung Nord</w:t>
       </w:r>
     </w:p>
     <w:p>
       <w:pPr>
+        <w:spacing w:before="120" w:after="60" w:line="259" w:lineRule="auto"/>
         <w:jc w:val="left"/>
       </w:pPr>
       <w:r>
+        <w:rPr>
+          <w:rFonts w:ascii="Times New Roman" w:hAnsi="Times New Roman"/>
+          <w:b/>
+          <w:sz w:val="22"/>
+        </w:rPr>
         <w:t>Friedrich-Ebert-Damm 245, 22159 Hamburg</w:t>
       </w:r>
     </w:p>
     <w:p>
       <w:pPr>
+        <w:spacing w:before="120" w:after="60" w:line="259" w:lineRule="auto"/>
         <w:jc w:val="left"/>
       </w:pPr>
       <w:r>
+        <w:rPr>
+          <w:rFonts w:ascii="Times New Roman" w:hAnsi="Times New Roman"/>
+          <w:b/>
+          <w:sz w:val="22"/>
+        </w:rPr>
         <w:t>Telefon: 040 5300-0</w:t>
       </w:r>
     </w:p>
     <w:p>
       <w:pPr>
+        <w:spacing w:before="120" w:after="60" w:line="259" w:lineRule="auto"/>
         <w:jc w:val="left"/>
       </w:pPr>
       <w:r>
+        <w:rPr>
+          <w:rFonts w:ascii="Times New Roman" w:hAnsi="Times New Roman"/>
+          <w:b/>
+          <w:sz w:val="22"/>
+        </w:rPr>
         <w:t>Versicherungsnummer: 63 191062 L 038</w:t>
       </w:r>
     </w:p>
     <w:p>
       <w:pPr>
+        <w:spacing w:before="120" w:after="60" w:line="259" w:lineRule="auto"/>
         <w:jc w:val="left"/>
       </w:pPr>
       <w:r>
+        <w:rPr>
+          <w:rFonts w:ascii="Times New Roman" w:hAnsi="Times New Roman"/>
+          <w:b/>
+          <w:sz w:val="22"/>
+        </w:rPr>
         <w:t>Kennzeichen: RA-LAM-2026-0522</w:t>
       </w:r>
     </w:p>
     <w:p>
       <w:pPr>
+        <w:spacing w:before="120" w:after="60" w:line="259" w:lineRule="auto"/>
         <w:jc w:val="left"/>
       </w:pPr>
       <w:r>
+        <w:rPr>
+          <w:rFonts w:ascii="Times New Roman" w:hAnsi="Times New Roman"/>
+          <w:b w:val="0"/>
+          <w:i w:val="0"/>
+          <w:sz w:val="22"/>
+        </w:rPr>
         <w:t>Datum: 18.06.2026</w:t>
       </w:r>
     </w:p>
     <w:p>
       <w:pPr>
+        <w:spacing w:before="120" w:after="60" w:line="259" w:lineRule="auto"/>
         <w:jc w:val="left"/>
       </w:pPr>
       <w:r>
+        <w:rPr>
+          <w:rFonts w:ascii="Times New Roman" w:hAnsi="Times New Roman"/>
+          <w:b/>
+          <w:sz w:val="22"/>
+        </w:rPr>
         <w:t>Herrn</w:t>
       </w:r>
     </w:p>
     <w:p>
       <w:pPr>
+        <w:spacing w:line="259" w:lineRule="auto" w:after="60"/>
         <w:jc w:val="left"/>
       </w:pPr>
       <w:r>
@@ -79,6 +126,7 @@
     </w:p>
     <w:p>
       <w:pPr>
+        <w:spacing w:line="259" w:lineRule="auto" w:after="60"/>
         <w:jc w:val="left"/>
       </w:pPr>
       <w:r>
@@ -87,6 +135,7 @@
     </w:p>
     <w:p>
       <w:pPr>
+        <w:spacing w:line="259" w:lineRule="auto" w:after="60"/>
         <w:jc w:val="left"/>
       </w:pPr>
       <w:r>
@@ -95,6 +144,7 @@
     </w:p>
     <w:p>
       <w:pPr>
+        <w:spacing w:line="259" w:lineRule="auto" w:after="60"/>
         <w:jc w:val="left"/>
       </w:pPr>
       <w:r>
@@ -106,6 +156,7 @@
     </w:p>
     <w:p>
       <w:pPr>
+        <w:spacing w:line="259" w:lineRule="auto" w:after="60"/>
         <w:jc w:val="left"/>
       </w:pPr>
       <w:r>
@@ -114,6 +165,7 @@
     </w:p>
     <w:p>
       <w:pPr>
+        <w:spacing w:line="259" w:lineRule="auto" w:after="60"/>
         <w:jc w:val="left"/>
       </w:pPr>
       <w:r>
@@ -122,6 +174,7 @@
     </w:p>
     <w:p>
       <w:pPr>
+        <w:spacing w:line="259" w:lineRule="auto" w:after="60"/>
         <w:jc w:val="left"/>
       </w:pPr>
       <w:r>
@@ -130,6 +183,7 @@
     </w:p>
     <w:p>
       <w:pPr>
+        <w:spacing w:line="259" w:lineRule="auto" w:after="60"/>
         <w:jc w:val="left"/>
       </w:pPr>
       <w:r>
@@ -138,6 +192,7 @@
     </w:p>
     <w:p>
       <w:pPr>
+        <w:spacing w:line="259" w:lineRule="auto" w:after="60"/>
         <w:jc w:val="left"/>
       </w:pPr>
       <w:r>
@@ -147,6 +202,7 @@
     <w:p>
       <w:pPr>
         <w:pStyle w:val="ListNumber"/>
+        <w:spacing w:line="259" w:lineRule="auto" w:after="60"/>
       </w:pPr>
       <w:r>
         <w:t>Berufsausbildung von August 1981 bis Januar 1982.</w:t>
@@ -155,6 +211,7 @@
     <w:p>
       <w:pPr>
         <w:pStyle w:val="ListNumber"/>
+        <w:spacing w:line="259" w:lineRule="auto" w:after="60"/>
       </w:pPr>
       <w:r>
         <w:t>Beschäftigung bei der Altonaer Schiffswerft GmbH in den Jahren 1983 und 1985.</w:t>
@@ -163,6 +220,7 @@
     <w:p>
       <w:pPr>
         <w:pStyle w:val="ListNumber"/>
+        <w:spacing w:line="259" w:lineRule="auto" w:after="60"/>
       </w:pPr>
       <w:r>
         <w:t>Arbeitslosigkeit von Januar bis September 1993.</w:t>
@@ -171,6 +229,7 @@
     <w:p>
       <w:pPr>
         <w:pStyle w:val="ListNumber"/>
+        <w:spacing w:line="259" w:lineRule="auto" w:after="60"/>
       </w:pPr>
       <w:r>
         <w:t>Pflege Ihrer Mutter in den Jahren 2012 bis 2014.</w:t>
@@ -178,6 +237,7 @@
     </w:p>
     <w:p>
       <w:pPr>
+        <w:spacing w:line="259" w:lineRule="auto" w:after="60"/>
         <w:jc w:val="left"/>
       </w:pPr>
       <w:r>
@@ -186,6 +246,7 @@
     </w:p>
     <w:p>
       <w:pPr>
+        <w:spacing w:line="259" w:lineRule="auto" w:after="60"/>
         <w:jc w:val="left"/>
       </w:pPr>
       <w:r>
@@ -194,6 +255,7 @@
     </w:p>
     <w:p>
       <w:pPr>
+        <w:spacing w:line="259" w:lineRule="auto" w:after="60"/>
         <w:jc w:val="left"/>
       </w:pPr>
       <w:r>
@@ -202,6 +264,7 @@
     </w:p>
     <w:p>
       <w:pPr>
+        <w:spacing w:line="259" w:lineRule="auto" w:after="60"/>
         <w:jc w:val="left"/>
       </w:pPr>
       <w:r>
@@ -210,6 +273,7 @@
     </w:p>
     <w:p>
       <w:pPr>
+        <w:spacing w:line="259" w:lineRule="auto" w:after="60"/>
         <w:jc w:val="left"/>
       </w:pPr>
       <w:r>
@@ -218,6 +282,7 @@
     </w:p>
     <w:p>
       <w:pPr>
+        <w:spacing w:line="259" w:lineRule="auto" w:after="60"/>
         <w:jc w:val="left"/>
       </w:pPr>
       <w:r>
@@ -225,13 +290,58 @@
       </w:r>
     </w:p>
     <w:sectPr>
+      <w:headerReference w:type="default" r:id="rId9"/>
+      <w:footerReference w:type="default" r:id="rId10"/>
       <w:pgSz w:w="11906" w:h="16838"/>
-      <w:pgMar w:top="1417" w:right="1417" w:bottom="1417" w:left="1417" w:header="720" w:footer="720" w:gutter="0"/>
+      <w:pgMar w:top="1191" w:right="1247" w:bottom="1134" w:left="1361" w:header="720" w:footer="720" w:gutter="0"/>
       <w:cols w:space="720"/>
       <w:docGrid w:linePitch="360"/>
     </w:sectPr>
   </w:body>
 </w:document>
+</file>
+
+<file path=word/footer1.xml><?xml version="1.0" encoding="utf-8"?>
+<w:ftr xmlns:m="http://schemas.openxmlformats.org/officeDocument/2006/math" xmlns:mc="http://schemas.openxmlformats.org/markup-compatibility/2006" xmlns:mo="http://schemas.microsoft.com/office/mac/office/2008/main" xmlns:mv="urn:schemas-microsoft-com:mac:vml" xmlns:o="urn:schemas-microsoft-com:office:office" xmlns:r="http://schemas.openxmlformats.org/officeDocument/2006/relationships" xmlns:v="urn:schemas-microsoft-com:vml" xmlns:w10="urn:schemas-microsoft-com:office:word" xmlns:w14="http://schemas.microsoft.com/office/word/2010/wordml" xmlns:w="http://schemas.openxmlformats.org/wordprocessingml/2006/main" xmlns:wne="http://schemas.microsoft.com/office/word/2006/wordml" xmlns:wp14="http://schemas.microsoft.com/office/word/2010/wordprocessingDrawing" xmlns:wp="http://schemas.openxmlformats.org/drawingml/2006/wordprocessingDrawing" xmlns:wpc="http://schemas.microsoft.com/office/word/2010/wordprocessingCanvas" xmlns:wpg="http://schemas.microsoft.com/office/word/2010/wordprocessingGroup" xmlns:wpi="http://schemas.microsoft.com/office/word/2010/wordprocessingInk" xmlns:wps="http://schemas.microsoft.com/office/word/2010/wordprocessingShape" mc:Ignorable="w14 wp14">
+  <w:p>
+    <w:pPr>
+      <w:pStyle w:val="Footer"/>
+      <w:jc w:val="left"/>
+    </w:pPr>
+    <w:r/>
+    <w:r>
+      <w:rPr>
+        <w:rFonts w:ascii="Times New Roman" w:hAnsi="Times New Roman"/>
+        <w:b w:val="0"/>
+        <w:color w:val="777777"/>
+        <w:sz w:val="17"/>
+      </w:rPr>
+      <w:t>Vertraulich | Bearbeitungsstand Juli 2026 | nur zur Aktenbearbeitung</w:t>
+    </w:r>
+  </w:p>
+</w:ftr>
+</file>
+
+<file path=word/header1.xml><?xml version="1.0" encoding="utf-8"?>
+<w:hdr xmlns:m="http://schemas.openxmlformats.org/officeDocument/2006/math" xmlns:mc="http://schemas.openxmlformats.org/markup-compatibility/2006" xmlns:mo="http://schemas.microsoft.com/office/mac/office/2008/main" xmlns:mv="urn:schemas-microsoft-com:mac:vml" xmlns:o="urn:schemas-microsoft-com:office:office" xmlns:r="http://schemas.openxmlformats.org/officeDocument/2006/relationships" xmlns:v="urn:schemas-microsoft-com:vml" xmlns:w10="urn:schemas-microsoft-com:office:word" xmlns:w14="http://schemas.microsoft.com/office/word/2010/wordml" xmlns:w="http://schemas.openxmlformats.org/wordprocessingml/2006/main" xmlns:wne="http://schemas.microsoft.com/office/word/2006/wordml" xmlns:wp14="http://schemas.microsoft.com/office/word/2010/wordprocessingDrawing" xmlns:wp="http://schemas.openxmlformats.org/drawingml/2006/wordprocessingDrawing" xmlns:wpc="http://schemas.microsoft.com/office/word/2010/wordprocessingCanvas" xmlns:wpg="http://schemas.microsoft.com/office/word/2010/wordprocessingGroup" xmlns:wpi="http://schemas.microsoft.com/office/word/2010/wordprocessingInk" xmlns:wps="http://schemas.microsoft.com/office/word/2010/wordprocessingShape" mc:Ignorable="w14 wp14">
+  <w:p>
+    <w:pPr>
+      <w:pStyle w:val="Header"/>
+      <w:jc w:val="left"/>
+    </w:pPr>
+    <w:r/>
+    <w:r>
+      <w:rPr>
+        <w:rFonts w:ascii="Times New Roman" w:hAnsi="Times New Roman"/>
+        <w:b w:val="0"/>
+        <w:i w:val="0"/>
+        <w:color w:val="666666"/>
+        <w:sz w:val="17"/>
+      </w:rPr>
+      <w:t>Rentenberatung Jessen &amp; Kollegium | Renten- und Versorgungsakte | Bearbeitungsstand Juli 2026</w:t>
+    </w:r>
+  </w:p>
+</w:hdr>
 </file>
 
 <file path=word/numbering.xml><?xml version="1.0" encoding="utf-8"?>
@@ -948,11 +1058,12 @@
       <w:contextualSpacing/>
     </w:pPr>
     <w:rPr>
-      <w:rFonts w:asciiTheme="majorHAnsi" w:eastAsiaTheme="majorEastAsia" w:hAnsiTheme="majorHAnsi" w:cstheme="majorBidi"/>
+      <w:rFonts w:asciiTheme="majorHAnsi" w:eastAsiaTheme="majorEastAsia" w:hAnsiTheme="majorHAnsi" w:cstheme="majorBidi" w:ascii="Times New Roman" w:hAnsi="Times New Roman"/>
+      <w:b/>
       <w:color w:val="17365D" w:themeColor="text2" w:themeShade="BF"/>
       <w:spacing w:val="5"/>
       <w:kern w:val="28"/>
-      <w:sz w:val="52"/>
+      <w:sz w:val="30"/>
       <w:szCs w:val="52"/>
     </w:rPr>
   </w:style>
